--- a/Module-1/Session3.docx
+++ b/Module-1/Session3.docx
@@ -2,7 +2,788 @@
 <file path=word/document.xml><?xml version="1.0" encoding="utf-8"?>
 <w:document xmlns:wpc="http://schemas.microsoft.com/office/word/2010/wordprocessingCanvas" xmlns:cx="http://schemas.microsoft.com/office/drawing/2014/chartex" xmlns:cx1="http://schemas.microsoft.com/office/drawing/2015/9/8/chartex" xmlns:cx2="http://schemas.microsoft.com/office/drawing/2015/10/21/chartex" xmlns:cx3="http://schemas.microsoft.com/office/drawing/2016/5/9/chartex" xmlns:cx4="http://schemas.microsoft.com/office/drawing/2016/5/10/chartex" xmlns:cx5="http://schemas.microsoft.com/office/drawing/2016/5/11/chartex" xmlns:cx6="http://schemas.microsoft.com/office/drawing/2016/5/12/chartex" xmlns:cx7="http://schemas.microsoft.com/office/drawing/2016/5/13/chartex" xmlns:cx8="http://schemas.microsoft.com/office/drawing/2016/5/14/chartex" xmlns:mc="http://schemas.openxmlformats.org/markup-compatibility/2006" xmlns:aink="http://schemas.microsoft.com/office/drawing/2016/ink" xmlns:am3d="http://schemas.microsoft.com/office/drawing/2017/model3d" xmlns:o="urn:schemas-microsoft-com:office:office" xmlns:oel="http://schemas.microsoft.com/office/2019/extlst" xmlns:r="http://schemas.openxmlformats.org/officeDocument/2006/relationships" xmlns:m="http://schemas.openxmlformats.org/officeDocument/2006/math" xmlns:v="urn:schemas-microsoft-com:vml" xmlns:wp14="http://schemas.microsoft.com/office/word/2010/wordprocessingDrawing" xmlns:wp="http://schemas.openxmlformats.org/drawingml/2006/wordprocessingDrawing" xmlns:w10="urn:schemas-microsoft-com:office:word" xmlns:w="http://schemas.openxmlformats.org/wordprocessingml/2006/main" xmlns:w14="http://schemas.microsoft.com/office/word/2010/wordml" xmlns:w15="http://schemas.microsoft.com/office/word/2012/wordml" xmlns:w16cei="http://schemas.microsoft.com/office/word/2026/wordml/cei" xmlns:w16cex="http://schemas.microsoft.com/office/word/2018/wordml/cex" xmlns:w16cid="http://schemas.microsoft.com/office/word/2016/wordml/cid" xmlns:w16="http://schemas.microsoft.com/office/word/2018/wordml" xmlns:w16du="http://schemas.microsoft.com/office/word/2023/wordml/word16du" xmlns:w16sdtdh="http://schemas.microsoft.com/office/word/2020/wordml/sdtdatahash" xmlns:w16sdtfl="http://schemas.microsoft.com/office/word/2024/wordml/sdtformatlock" xmlns:w16se="http://schemas.microsoft.com/office/word/2015/wordml/symex" xmlns:wpg="http://schemas.microsoft.com/office/word/2010/wordprocessingGroup" xmlns:wpi="http://schemas.microsoft.com/office/word/2010/wordprocessingInk" xmlns:wne="http://schemas.microsoft.com/office/word/2006/wordml" xmlns:wps="http://schemas.microsoft.com/office/word/2010/wordprocessingShape" mc:Ignorable="w14 w15 w16se w16cid w16 w16cex w16sdtdh w16sdtfl w16du wp14">
   <w:body>
-    <w:p/>
+    <w:p>
+      <w:pPr>
+        <w:spacing w:line="240" w:lineRule="auto"/>
+        <w:rPr>
+          <w:b/>
+          <w:bCs/>
+          <w:sz w:val="28"/>
+          <w:szCs w:val="28"/>
+        </w:rPr>
+      </w:pPr>
+      <w:r>
+        <w:rPr>
+          <w:b/>
+          <w:bCs/>
+          <w:sz w:val="28"/>
+          <w:szCs w:val="28"/>
+        </w:rPr>
+        <w:t>Module-1</w:t>
+      </w:r>
+    </w:p>
+    <w:p>
+      <w:pPr>
+        <w:spacing w:line="240" w:lineRule="auto"/>
+        <w:ind w:left="720"/>
+        <w:rPr>
+          <w:b/>
+          <w:bCs/>
+          <w:sz w:val="24"/>
+          <w:szCs w:val="24"/>
+        </w:rPr>
+      </w:pPr>
+      <w:r>
+        <w:rPr>
+          <w:b/>
+          <w:bCs/>
+          <w:sz w:val="24"/>
+          <w:szCs w:val="24"/>
+        </w:rPr>
+        <w:t>Session3:</w:t>
+      </w:r>
+    </w:p>
+    <w:p>
+      <w:pPr>
+        <w:spacing w:line="240" w:lineRule="auto"/>
+        <w:ind w:left="720" w:firstLine="720"/>
+      </w:pPr>
+      <w:r>
+        <w:rPr>
+          <w:b/>
+          <w:bCs/>
+        </w:rPr>
+        <w:t>Ques1:</w:t>
+      </w:r>
+      <w:r>
+        <w:t xml:space="preserve"> </w:t>
+      </w:r>
+      <w:r>
+        <w:t>Write the full form and one-line use of: HTTP, HTTPS, FTP, SMTP</w:t>
+      </w:r>
+      <w:r>
+        <w:t>?</w:t>
+      </w:r>
+    </w:p>
+    <w:p>
+      <w:pPr>
+        <w:spacing w:line="240" w:lineRule="auto"/>
+        <w:ind w:left="720" w:firstLine="720"/>
+      </w:pPr>
+      <w:r>
+        <w:rPr>
+          <w:b/>
+          <w:bCs/>
+        </w:rPr>
+        <w:t>Ans:</w:t>
+      </w:r>
+    </w:p>
+    <w:p>
+      <w:pPr>
+        <w:pStyle w:val="ListParagraph"/>
+        <w:numPr>
+          <w:ilvl w:val="0"/>
+          <w:numId w:val="2"/>
+        </w:numPr>
+        <w:spacing w:line="240" w:lineRule="auto"/>
+        <w:ind w:left="2160"/>
+      </w:pPr>
+      <w:r>
+        <w:rPr>
+          <w:b/>
+          <w:bCs/>
+        </w:rPr>
+        <w:t xml:space="preserve">HTTP – </w:t>
+      </w:r>
+      <w:r>
+        <w:rPr>
+          <w:b/>
+          <w:bCs/>
+        </w:rPr>
+        <w:t>Hypertext</w:t>
+      </w:r>
+      <w:r>
+        <w:rPr>
+          <w:b/>
+          <w:bCs/>
+        </w:rPr>
+        <w:t xml:space="preserve"> Transfer Protocol:</w:t>
+      </w:r>
+      <w:r>
+        <w:t xml:space="preserve"> Used to transfer web pages and data between a browser and a web server. </w:t>
+      </w:r>
+    </w:p>
+    <w:p>
+      <w:pPr>
+        <w:pStyle w:val="ListParagraph"/>
+        <w:numPr>
+          <w:ilvl w:val="0"/>
+          <w:numId w:val="2"/>
+        </w:numPr>
+        <w:spacing w:line="240" w:lineRule="auto"/>
+        <w:ind w:left="2160"/>
+      </w:pPr>
+      <w:r>
+        <w:rPr>
+          <w:b/>
+          <w:bCs/>
+        </w:rPr>
+        <w:t xml:space="preserve">HTTPS – </w:t>
+      </w:r>
+      <w:r>
+        <w:rPr>
+          <w:b/>
+          <w:bCs/>
+        </w:rPr>
+        <w:t>Hypertext</w:t>
+      </w:r>
+      <w:r>
+        <w:rPr>
+          <w:b/>
+          <w:bCs/>
+        </w:rPr>
+        <w:t xml:space="preserve"> Transfer Protocol Secure:</w:t>
+      </w:r>
+      <w:r>
+        <w:t xml:space="preserve"> Used to securely transfer data between a browser and a web server. </w:t>
+      </w:r>
+    </w:p>
+    <w:p>
+      <w:pPr>
+        <w:pStyle w:val="ListParagraph"/>
+        <w:numPr>
+          <w:ilvl w:val="0"/>
+          <w:numId w:val="2"/>
+        </w:numPr>
+        <w:spacing w:line="240" w:lineRule="auto"/>
+        <w:ind w:left="2160"/>
+      </w:pPr>
+      <w:r>
+        <w:rPr>
+          <w:b/>
+          <w:bCs/>
+        </w:rPr>
+        <w:t>FTP – File Transfer Protocol:</w:t>
+      </w:r>
+      <w:r>
+        <w:t xml:space="preserve"> Used to upload and download files between computers over a network. </w:t>
+      </w:r>
+    </w:p>
+    <w:p>
+      <w:pPr>
+        <w:pStyle w:val="ListParagraph"/>
+        <w:numPr>
+          <w:ilvl w:val="0"/>
+          <w:numId w:val="2"/>
+        </w:numPr>
+        <w:spacing w:line="240" w:lineRule="auto"/>
+        <w:ind w:left="2160"/>
+      </w:pPr>
+      <w:r>
+        <w:rPr>
+          <w:b/>
+          <w:bCs/>
+        </w:rPr>
+        <w:t>SMTP – Simple Mail Transfer Protocol:</w:t>
+      </w:r>
+      <w:r>
+        <w:t xml:space="preserve"> Used to send emails from one mail server or email client to another.</w:t>
+      </w:r>
+    </w:p>
+    <w:p>
+      <w:pPr>
+        <w:spacing w:line="240" w:lineRule="auto"/>
+        <w:ind w:left="720" w:firstLine="720"/>
+      </w:pPr>
+      <w:r>
+        <w:rPr>
+          <w:b/>
+          <w:bCs/>
+        </w:rPr>
+        <w:t>Ques2:</w:t>
+      </w:r>
+      <w:r>
+        <w:t xml:space="preserve"> </w:t>
+      </w:r>
+      <w:r>
+        <w:t>What is the difference between IPv4 and IPv6? Answer in 2 lines</w:t>
+      </w:r>
+      <w:r>
+        <w:t>?</w:t>
+      </w:r>
+    </w:p>
+    <w:p>
+      <w:pPr>
+        <w:spacing w:line="240" w:lineRule="auto"/>
+        <w:ind w:left="720" w:firstLine="720"/>
+      </w:pPr>
+      <w:r>
+        <w:rPr>
+          <w:b/>
+          <w:bCs/>
+        </w:rPr>
+        <w:t>Ans:</w:t>
+      </w:r>
+    </w:p>
+    <w:p>
+      <w:pPr>
+        <w:pStyle w:val="ListParagraph"/>
+        <w:numPr>
+          <w:ilvl w:val="0"/>
+          <w:numId w:val="4"/>
+        </w:numPr>
+        <w:spacing w:line="240" w:lineRule="auto"/>
+      </w:pPr>
+      <w:r>
+        <w:rPr>
+          <w:b/>
+          <w:bCs/>
+        </w:rPr>
+        <w:t>IPv4:</w:t>
+      </w:r>
+      <w:r>
+        <w:t xml:space="preserve"> Uses a </w:t>
+      </w:r>
+      <w:r>
+        <w:rPr>
+          <w:b/>
+          <w:bCs/>
+        </w:rPr>
+        <w:t>32-bit address</w:t>
+      </w:r>
+      <w:r>
+        <w:t xml:space="preserve"> (e.g., 192.168.1.1) and supports about 4.3 billion addresses. </w:t>
+      </w:r>
+    </w:p>
+    <w:p>
+      <w:pPr>
+        <w:pStyle w:val="ListParagraph"/>
+        <w:numPr>
+          <w:ilvl w:val="0"/>
+          <w:numId w:val="4"/>
+        </w:numPr>
+        <w:spacing w:line="240" w:lineRule="auto"/>
+      </w:pPr>
+      <w:r>
+        <w:rPr>
+          <w:b/>
+          <w:bCs/>
+        </w:rPr>
+        <w:t>IPv6:</w:t>
+      </w:r>
+      <w:r>
+        <w:t xml:space="preserve"> Uses a </w:t>
+      </w:r>
+      <w:r>
+        <w:rPr>
+          <w:b/>
+          <w:bCs/>
+        </w:rPr>
+        <w:t>128-bit address</w:t>
+      </w:r>
+      <w:r>
+        <w:t xml:space="preserve"> (e.g., 2001:db8::1) and provides a much larger number of unique addresses.</w:t>
+      </w:r>
+    </w:p>
+    <w:p>
+      <w:pPr>
+        <w:spacing w:line="240" w:lineRule="auto"/>
+        <w:ind w:left="1440"/>
+      </w:pPr>
+      <w:r>
+        <w:rPr>
+          <w:b/>
+          <w:bCs/>
+        </w:rPr>
+        <w:t>Ques3:</w:t>
+      </w:r>
+      <w:r>
+        <w:t xml:space="preserve"> </w:t>
+      </w:r>
+      <w:r>
+        <w:t>Run nslookup google.com on your system and write down the IP address you get</w:t>
+      </w:r>
+      <w:r>
+        <w:t>?</w:t>
+      </w:r>
+    </w:p>
+    <w:p>
+      <w:pPr>
+        <w:spacing w:line="240" w:lineRule="auto"/>
+        <w:ind w:left="1440"/>
+      </w:pPr>
+      <w:r>
+        <w:rPr>
+          <w:b/>
+          <w:bCs/>
+        </w:rPr>
+        <w:t>Ans:</w:t>
+      </w:r>
+    </w:p>
+    <w:p>
+      <w:pPr>
+        <w:spacing w:line="240" w:lineRule="auto"/>
+        <w:ind w:left="2160"/>
+      </w:pPr>
+      <w:r>
+        <w:t>C:\Users\CoreStore&gt;nslookup google.com</w:t>
+      </w:r>
+    </w:p>
+    <w:p>
+      <w:pPr>
+        <w:spacing w:line="240" w:lineRule="auto"/>
+        <w:ind w:left="2160"/>
+      </w:pPr>
+      <w:r>
+        <w:t>Server:  UnKnown</w:t>
+      </w:r>
+    </w:p>
+    <w:p>
+      <w:pPr>
+        <w:spacing w:line="240" w:lineRule="auto"/>
+        <w:ind w:left="2160"/>
+      </w:pPr>
+      <w:r>
+        <w:t>Address:  10.140.116.64</w:t>
+      </w:r>
+    </w:p>
+    <w:p>
+      <w:pPr>
+        <w:spacing w:line="240" w:lineRule="auto"/>
+        <w:ind w:left="2160"/>
+      </w:pPr>
+      <w:r>
+        <w:t>Non-authoritative answer:</w:t>
+      </w:r>
+    </w:p>
+    <w:p>
+      <w:pPr>
+        <w:spacing w:line="240" w:lineRule="auto"/>
+        <w:ind w:left="2160"/>
+      </w:pPr>
+      <w:r>
+        <w:t>Name:    google.com</w:t>
+      </w:r>
+    </w:p>
+    <w:p>
+      <w:pPr>
+        <w:spacing w:line="240" w:lineRule="auto"/>
+        <w:ind w:left="2160"/>
+      </w:pPr>
+      <w:r>
+        <w:t>Addresses:  2404:6800:4013:811::66</w:t>
+      </w:r>
+    </w:p>
+    <w:p>
+      <w:pPr>
+        <w:spacing w:line="240" w:lineRule="auto"/>
+        <w:ind w:left="2160"/>
+      </w:pPr>
+      <w:r>
+        <w:t xml:space="preserve">          2404:6800:4013:811::65</w:t>
+      </w:r>
+    </w:p>
+    <w:p>
+      <w:pPr>
+        <w:spacing w:line="240" w:lineRule="auto"/>
+        <w:ind w:left="2160"/>
+      </w:pPr>
+      <w:r>
+        <w:t xml:space="preserve">          2404:6800:4013:811::64</w:t>
+      </w:r>
+    </w:p>
+    <w:p>
+      <w:pPr>
+        <w:spacing w:line="240" w:lineRule="auto"/>
+        <w:ind w:left="2160"/>
+      </w:pPr>
+      <w:r>
+        <w:t xml:space="preserve">          2404:6800:4013:811::8a</w:t>
+      </w:r>
+    </w:p>
+    <w:p>
+      <w:pPr>
+        <w:spacing w:line="240" w:lineRule="auto"/>
+        <w:ind w:left="2160"/>
+      </w:pPr>
+      <w:r>
+        <w:t xml:space="preserve">          142.250.29.113</w:t>
+      </w:r>
+    </w:p>
+    <w:p>
+      <w:pPr>
+        <w:spacing w:line="240" w:lineRule="auto"/>
+        <w:ind w:left="2160"/>
+      </w:pPr>
+      <w:r>
+        <w:t xml:space="preserve">          142.250.29.100</w:t>
+      </w:r>
+    </w:p>
+    <w:p>
+      <w:pPr>
+        <w:spacing w:line="240" w:lineRule="auto"/>
+        <w:ind w:left="2160"/>
+      </w:pPr>
+      <w:r>
+        <w:t xml:space="preserve">          142.250.29.102</w:t>
+      </w:r>
+    </w:p>
+    <w:p>
+      <w:pPr>
+        <w:spacing w:line="240" w:lineRule="auto"/>
+        <w:ind w:left="2160"/>
+      </w:pPr>
+      <w:r>
+        <w:t xml:space="preserve">          142.250.29.139</w:t>
+      </w:r>
+    </w:p>
+    <w:p>
+      <w:pPr>
+        <w:spacing w:line="240" w:lineRule="auto"/>
+        <w:ind w:left="2160"/>
+      </w:pPr>
+      <w:r>
+        <w:t xml:space="preserve">          142.250.29.101</w:t>
+      </w:r>
+    </w:p>
+    <w:p>
+      <w:pPr>
+        <w:spacing w:line="240" w:lineRule="auto"/>
+        <w:ind w:left="2160"/>
+      </w:pPr>
+      <w:r>
+        <w:t xml:space="preserve">          142.250.29.138</w:t>
+      </w:r>
+    </w:p>
+    <w:p>
+      <w:pPr>
+        <w:spacing w:line="240" w:lineRule="auto"/>
+        <w:ind w:left="720" w:firstLine="720"/>
+      </w:pPr>
+      <w:r>
+        <w:rPr>
+          <w:b/>
+          <w:bCs/>
+        </w:rPr>
+        <w:lastRenderedPageBreak/>
+        <w:t>Ques4:</w:t>
+      </w:r>
+      <w:r>
+        <w:t xml:space="preserve"> </w:t>
+      </w:r>
+      <w:r>
+        <w:t>What do these HTTP status codes mean: 200, 301, 404, 500, 403?</w:t>
+      </w:r>
+    </w:p>
+    <w:p>
+      <w:pPr>
+        <w:spacing w:line="240" w:lineRule="auto"/>
+        <w:ind w:left="720" w:firstLine="720"/>
+      </w:pPr>
+      <w:r>
+        <w:rPr>
+          <w:b/>
+          <w:bCs/>
+        </w:rPr>
+        <w:t>Ans:</w:t>
+      </w:r>
+    </w:p>
+    <w:p>
+      <w:pPr>
+        <w:pStyle w:val="ListParagraph"/>
+        <w:numPr>
+          <w:ilvl w:val="0"/>
+          <w:numId w:val="3"/>
+        </w:numPr>
+        <w:spacing w:line="240" w:lineRule="auto"/>
+        <w:ind w:left="2880"/>
+      </w:pPr>
+      <w:r>
+        <w:rPr>
+          <w:b/>
+          <w:bCs/>
+        </w:rPr>
+        <w:t>200 – OK:</w:t>
+      </w:r>
+      <w:r>
+        <w:t xml:space="preserve"> The request was successful. </w:t>
+      </w:r>
+    </w:p>
+    <w:p>
+      <w:pPr>
+        <w:pStyle w:val="ListParagraph"/>
+        <w:numPr>
+          <w:ilvl w:val="0"/>
+          <w:numId w:val="3"/>
+        </w:numPr>
+        <w:spacing w:line="240" w:lineRule="auto"/>
+        <w:ind w:left="2880"/>
+      </w:pPr>
+      <w:r>
+        <w:rPr>
+          <w:b/>
+          <w:bCs/>
+        </w:rPr>
+        <w:t>301 – Moved Permanently:</w:t>
+      </w:r>
+      <w:r>
+        <w:t xml:space="preserve"> The requested resource has been permanently moved to a new URL. </w:t>
+      </w:r>
+    </w:p>
+    <w:p>
+      <w:pPr>
+        <w:pStyle w:val="ListParagraph"/>
+        <w:numPr>
+          <w:ilvl w:val="0"/>
+          <w:numId w:val="3"/>
+        </w:numPr>
+        <w:spacing w:line="240" w:lineRule="auto"/>
+        <w:ind w:left="2880"/>
+      </w:pPr>
+      <w:r>
+        <w:rPr>
+          <w:b/>
+          <w:bCs/>
+        </w:rPr>
+        <w:t>404 – Not Found:</w:t>
+      </w:r>
+      <w:r>
+        <w:t xml:space="preserve"> The requested page or resource could not be found. </w:t>
+      </w:r>
+    </w:p>
+    <w:p>
+      <w:pPr>
+        <w:pStyle w:val="ListParagraph"/>
+        <w:numPr>
+          <w:ilvl w:val="0"/>
+          <w:numId w:val="3"/>
+        </w:numPr>
+        <w:spacing w:line="240" w:lineRule="auto"/>
+        <w:ind w:left="2880"/>
+      </w:pPr>
+      <w:r>
+        <w:rPr>
+          <w:b/>
+          <w:bCs/>
+        </w:rPr>
+        <w:t>500 – Internal Server Error:</w:t>
+      </w:r>
+      <w:r>
+        <w:t xml:space="preserve"> The server encountered an unexpected problem. </w:t>
+      </w:r>
+    </w:p>
+    <w:p>
+      <w:pPr>
+        <w:pStyle w:val="ListParagraph"/>
+        <w:numPr>
+          <w:ilvl w:val="0"/>
+          <w:numId w:val="3"/>
+        </w:numPr>
+        <w:spacing w:line="240" w:lineRule="auto"/>
+        <w:ind w:left="2880"/>
+      </w:pPr>
+      <w:r>
+        <w:rPr>
+          <w:b/>
+          <w:bCs/>
+        </w:rPr>
+        <w:t>403 – Forbidden:</w:t>
+      </w:r>
+      <w:r>
+        <w:t xml:space="preserve"> The server understood the request but refuses to allow access.</w:t>
+      </w:r>
+    </w:p>
+    <w:p>
+      <w:pPr>
+        <w:spacing w:line="240" w:lineRule="auto"/>
+        <w:ind w:left="1440"/>
+      </w:pPr>
+      <w:r>
+        <w:rPr>
+          <w:b/>
+          <w:bCs/>
+        </w:rPr>
+        <w:t>Ques5:</w:t>
+      </w:r>
+      <w:r>
+        <w:t xml:space="preserve"> </w:t>
+      </w:r>
+      <w:r>
+        <w:t>Explain DNS hierarchy (root, TLD, domain, subdomain) with www.google.com as an example</w:t>
+      </w:r>
+      <w:r>
+        <w:t>?</w:t>
+      </w:r>
+    </w:p>
+    <w:p>
+      <w:pPr>
+        <w:spacing w:line="240" w:lineRule="auto"/>
+        <w:ind w:left="1440"/>
+      </w:pPr>
+      <w:r>
+        <w:rPr>
+          <w:b/>
+          <w:bCs/>
+        </w:rPr>
+        <w:t>Ans:</w:t>
+      </w:r>
+    </w:p>
+    <w:p>
+      <w:pPr>
+        <w:spacing w:line="240" w:lineRule="auto"/>
+        <w:ind w:left="1800"/>
+      </w:pPr>
+      <w:r>
+        <w:t xml:space="preserve">For </w:t>
+      </w:r>
+      <w:r>
+        <w:rPr>
+          <w:b/>
+          <w:bCs/>
+        </w:rPr>
+        <w:t>www.google.com</w:t>
+      </w:r>
+      <w:r>
+        <w:t>, the DNS hierarchy can be understood from right to left:</w:t>
+      </w:r>
+    </w:p>
+    <w:p>
+      <w:pPr>
+        <w:numPr>
+          <w:ilvl w:val="0"/>
+          <w:numId w:val="1"/>
+        </w:numPr>
+        <w:tabs>
+          <w:tab w:val="clear" w:pos="720"/>
+          <w:tab w:val="num" w:pos="2520"/>
+        </w:tabs>
+        <w:spacing w:line="240" w:lineRule="auto"/>
+        <w:ind w:left="2520"/>
+      </w:pPr>
+      <w:r>
+        <w:rPr>
+          <w:b/>
+          <w:bCs/>
+        </w:rPr>
+        <w:t>Root (.)</w:t>
+      </w:r>
+      <w:r>
+        <w:t xml:space="preserve"> – The top level of the DNS hierarchy; it directs the query to the correct TLD server. </w:t>
+      </w:r>
+    </w:p>
+    <w:p>
+      <w:pPr>
+        <w:numPr>
+          <w:ilvl w:val="0"/>
+          <w:numId w:val="1"/>
+        </w:numPr>
+        <w:tabs>
+          <w:tab w:val="clear" w:pos="720"/>
+          <w:tab w:val="num" w:pos="2520"/>
+        </w:tabs>
+        <w:spacing w:line="240" w:lineRule="auto"/>
+        <w:ind w:left="2520"/>
+      </w:pPr>
+      <w:r>
+        <w:rPr>
+          <w:b/>
+          <w:bCs/>
+        </w:rPr>
+        <w:t>TLD (.com)</w:t>
+      </w:r>
+      <w:r>
+        <w:t xml:space="preserve"> – </w:t>
+      </w:r>
+      <w:r>
+        <w:rPr>
+          <w:b/>
+          <w:bCs/>
+        </w:rPr>
+        <w:t>Top-Level Domain</w:t>
+      </w:r>
+      <w:r>
+        <w:t xml:space="preserve">; it directs the query to the authoritative server for google.com. </w:t>
+      </w:r>
+    </w:p>
+    <w:p>
+      <w:pPr>
+        <w:numPr>
+          <w:ilvl w:val="0"/>
+          <w:numId w:val="1"/>
+        </w:numPr>
+        <w:tabs>
+          <w:tab w:val="clear" w:pos="720"/>
+          <w:tab w:val="num" w:pos="2520"/>
+        </w:tabs>
+        <w:spacing w:line="240" w:lineRule="auto"/>
+        <w:ind w:left="2520"/>
+      </w:pPr>
+      <w:r>
+        <w:rPr>
+          <w:b/>
+          <w:bCs/>
+        </w:rPr>
+        <w:t>Domain (google)</w:t>
+      </w:r>
+      <w:r>
+        <w:t xml:space="preserve"> – The main registered domain name, i.e., </w:t>
+      </w:r>
+      <w:r>
+        <w:rPr>
+          <w:b/>
+          <w:bCs/>
+        </w:rPr>
+        <w:t>google.com</w:t>
+      </w:r>
+      <w:r>
+        <w:t xml:space="preserve">. </w:t>
+      </w:r>
+    </w:p>
+    <w:p>
+      <w:pPr>
+        <w:numPr>
+          <w:ilvl w:val="0"/>
+          <w:numId w:val="1"/>
+        </w:numPr>
+        <w:tabs>
+          <w:tab w:val="clear" w:pos="720"/>
+          <w:tab w:val="num" w:pos="2520"/>
+        </w:tabs>
+        <w:spacing w:line="240" w:lineRule="auto"/>
+        <w:ind w:left="2520"/>
+      </w:pPr>
+      <w:r>
+        <w:rPr>
+          <w:b/>
+          <w:bCs/>
+        </w:rPr>
+        <w:t>Subdomain (www)</w:t>
+      </w:r>
+      <w:r>
+        <w:t xml:space="preserve"> – A subdomain of google.com, commonly used to identify the web server/service. </w:t>
+      </w:r>
+    </w:p>
+    <w:p>
+      <w:pPr>
+        <w:spacing w:line="240" w:lineRule="auto"/>
+        <w:ind w:left="1800"/>
+      </w:pPr>
+      <w:r>
+        <w:rPr>
+          <w:b/>
+          <w:bCs/>
+        </w:rPr>
+        <w:t>Hierarchy:</w:t>
+      </w:r>
+      <w:r>
+        <w:t xml:space="preserve"> www → google → .com → . (Root)</w:t>
+      </w:r>
+    </w:p>
+    <w:p>
+      <w:pPr>
+        <w:spacing w:line="240" w:lineRule="auto"/>
+      </w:pPr>
+    </w:p>
     <w:sectPr>
       <w:pgSz w:w="11906" w:h="16838"/>
       <w:pgMar w:top="1440" w:right="1440" w:bottom="1440" w:left="1440" w:header="708" w:footer="708" w:gutter="0"/>
@@ -11,6 +792,475 @@
     </w:sectPr>
   </w:body>
 </w:document>
+</file>
+
+<file path=word/numbering.xml><?xml version="1.0" encoding="utf-8"?>
+<w:numbering xmlns:wpc="http://schemas.microsoft.com/office/word/2010/wordprocessingCanvas" xmlns:cx="http://schemas.microsoft.com/office/drawing/2014/chartex" xmlns:cx1="http://schemas.microsoft.com/office/drawing/2015/9/8/chartex" xmlns:cx2="http://schemas.microsoft.com/office/drawing/2015/10/21/chartex" xmlns:cx3="http://schemas.microsoft.com/office/drawing/2016/5/9/chartex" xmlns:cx4="http://schemas.microsoft.com/office/drawing/2016/5/10/chartex" xmlns:cx5="http://schemas.microsoft.com/office/drawing/2016/5/11/chartex" xmlns:cx6="http://schemas.microsoft.com/office/drawing/2016/5/12/chartex" xmlns:cx7="http://schemas.microsoft.com/office/drawing/2016/5/13/chartex" xmlns:cx8="http://schemas.microsoft.com/office/drawing/2016/5/14/chartex" xmlns:mc="http://schemas.openxmlformats.org/markup-compatibility/2006" xmlns:aink="http://schemas.microsoft.com/office/drawing/2016/ink" xmlns:am3d="http://schemas.microsoft.com/office/drawing/2017/model3d" xmlns:o="urn:schemas-microsoft-com:office:office" xmlns:oel="http://schemas.microsoft.com/office/2019/extlst" xmlns:r="http://schemas.openxmlformats.org/officeDocument/2006/relationships" xmlns:m="http://schemas.openxmlformats.org/officeDocument/2006/math" xmlns:v="urn:schemas-microsoft-com:vml" xmlns:wp14="http://schemas.microsoft.com/office/word/2010/wordprocessingDrawing" xmlns:wp="http://schemas.openxmlformats.org/drawingml/2006/wordprocessingDrawing" xmlns:w10="urn:schemas-microsoft-com:office:word" xmlns:w="http://schemas.openxmlformats.org/wordprocessingml/2006/main" xmlns:w14="http://schemas.microsoft.com/office/word/2010/wordml" xmlns:w15="http://schemas.microsoft.com/office/word/2012/wordml" xmlns:w16cei="http://schemas.microsoft.com/office/word/2026/wordml/cei" xmlns:w16cex="http://schemas.microsoft.com/office/word/2018/wordml/cex" xmlns:w16cid="http://schemas.microsoft.com/office/word/2016/wordml/cid" xmlns:w16="http://schemas.microsoft.com/office/word/2018/wordml" xmlns:w16du="http://schemas.microsoft.com/office/word/2023/wordml/word16du" xmlns:w16sdtdh="http://schemas.microsoft.com/office/word/2020/wordml/sdtdatahash" xmlns:w16sdtfl="http://schemas.microsoft.com/office/word/2024/wordml/sdtformatlock" xmlns:w16se="http://schemas.microsoft.com/office/word/2015/wordml/symex" xmlns:wpg="http://schemas.microsoft.com/office/word/2010/wordprocessingGroup" xmlns:wpi="http://schemas.microsoft.com/office/word/2010/wordprocessingInk" xmlns:wne="http://schemas.microsoft.com/office/word/2006/wordml" xmlns:wps="http://schemas.microsoft.com/office/word/2010/wordprocessingShape" mc:Ignorable="w14 w15 w16se w16cid w16 w16cex w16sdtdh w16sdtfl w16du wp14">
+  <w:abstractNum w:abstractNumId="0" w15:restartNumberingAfterBreak="0">
+    <w:nsid w:val="08DC0CA7"/>
+    <w:multiLevelType w:val="multilevel"/>
+    <w:tmpl w:val="446E8BBA"/>
+    <w:lvl w:ilvl="0">
+      <w:start w:val="1"/>
+      <w:numFmt w:val="decimal"/>
+      <w:lvlText w:val="%1."/>
+      <w:lvlJc w:val="left"/>
+      <w:pPr>
+        <w:tabs>
+          <w:tab w:val="num" w:pos="720"/>
+        </w:tabs>
+        <w:ind w:left="720" w:hanging="360"/>
+      </w:pPr>
+    </w:lvl>
+    <w:lvl w:ilvl="1" w:tentative="1">
+      <w:start w:val="1"/>
+      <w:numFmt w:val="decimal"/>
+      <w:lvlText w:val="%2."/>
+      <w:lvlJc w:val="left"/>
+      <w:pPr>
+        <w:tabs>
+          <w:tab w:val="num" w:pos="1440"/>
+        </w:tabs>
+        <w:ind w:left="1440" w:hanging="360"/>
+      </w:pPr>
+    </w:lvl>
+    <w:lvl w:ilvl="2" w:tentative="1">
+      <w:start w:val="1"/>
+      <w:numFmt w:val="decimal"/>
+      <w:lvlText w:val="%3."/>
+      <w:lvlJc w:val="left"/>
+      <w:pPr>
+        <w:tabs>
+          <w:tab w:val="num" w:pos="2160"/>
+        </w:tabs>
+        <w:ind w:left="2160" w:hanging="360"/>
+      </w:pPr>
+    </w:lvl>
+    <w:lvl w:ilvl="3" w:tentative="1">
+      <w:start w:val="1"/>
+      <w:numFmt w:val="decimal"/>
+      <w:lvlText w:val="%4."/>
+      <w:lvlJc w:val="left"/>
+      <w:pPr>
+        <w:tabs>
+          <w:tab w:val="num" w:pos="2880"/>
+        </w:tabs>
+        <w:ind w:left="2880" w:hanging="360"/>
+      </w:pPr>
+    </w:lvl>
+    <w:lvl w:ilvl="4" w:tentative="1">
+      <w:start w:val="1"/>
+      <w:numFmt w:val="decimal"/>
+      <w:lvlText w:val="%5."/>
+      <w:lvlJc w:val="left"/>
+      <w:pPr>
+        <w:tabs>
+          <w:tab w:val="num" w:pos="3600"/>
+        </w:tabs>
+        <w:ind w:left="3600" w:hanging="360"/>
+      </w:pPr>
+    </w:lvl>
+    <w:lvl w:ilvl="5" w:tentative="1">
+      <w:start w:val="1"/>
+      <w:numFmt w:val="decimal"/>
+      <w:lvlText w:val="%6."/>
+      <w:lvlJc w:val="left"/>
+      <w:pPr>
+        <w:tabs>
+          <w:tab w:val="num" w:pos="4320"/>
+        </w:tabs>
+        <w:ind w:left="4320" w:hanging="360"/>
+      </w:pPr>
+    </w:lvl>
+    <w:lvl w:ilvl="6" w:tentative="1">
+      <w:start w:val="1"/>
+      <w:numFmt w:val="decimal"/>
+      <w:lvlText w:val="%7."/>
+      <w:lvlJc w:val="left"/>
+      <w:pPr>
+        <w:tabs>
+          <w:tab w:val="num" w:pos="5040"/>
+        </w:tabs>
+        <w:ind w:left="5040" w:hanging="360"/>
+      </w:pPr>
+    </w:lvl>
+    <w:lvl w:ilvl="7" w:tentative="1">
+      <w:start w:val="1"/>
+      <w:numFmt w:val="decimal"/>
+      <w:lvlText w:val="%8."/>
+      <w:lvlJc w:val="left"/>
+      <w:pPr>
+        <w:tabs>
+          <w:tab w:val="num" w:pos="5760"/>
+        </w:tabs>
+        <w:ind w:left="5760" w:hanging="360"/>
+      </w:pPr>
+    </w:lvl>
+    <w:lvl w:ilvl="8" w:tentative="1">
+      <w:start w:val="1"/>
+      <w:numFmt w:val="decimal"/>
+      <w:lvlText w:val="%9."/>
+      <w:lvlJc w:val="left"/>
+      <w:pPr>
+        <w:tabs>
+          <w:tab w:val="num" w:pos="6480"/>
+        </w:tabs>
+        <w:ind w:left="6480" w:hanging="360"/>
+      </w:pPr>
+    </w:lvl>
+  </w:abstractNum>
+  <w:abstractNum w:abstractNumId="1" w15:restartNumberingAfterBreak="0">
+    <w:nsid w:val="36E94EB0"/>
+    <w:multiLevelType w:val="hybridMultilevel"/>
+    <w:tmpl w:val="DB2CB9AC"/>
+    <w:lvl w:ilvl="0" w:tplc="4009000B">
+      <w:start w:val="1"/>
+      <w:numFmt w:val="bullet"/>
+      <w:lvlText w:val=""/>
+      <w:lvlJc w:val="left"/>
+      <w:pPr>
+        <w:ind w:left="1440" w:hanging="360"/>
+      </w:pPr>
+      <w:rPr>
+        <w:rFonts w:ascii="Wingdings" w:hAnsi="Wingdings" w:hint="default"/>
+      </w:rPr>
+    </w:lvl>
+    <w:lvl w:ilvl="1" w:tplc="40090003" w:tentative="1">
+      <w:start w:val="1"/>
+      <w:numFmt w:val="bullet"/>
+      <w:lvlText w:val="o"/>
+      <w:lvlJc w:val="left"/>
+      <w:pPr>
+        <w:ind w:left="2160" w:hanging="360"/>
+      </w:pPr>
+      <w:rPr>
+        <w:rFonts w:ascii="Courier New" w:hAnsi="Courier New" w:cs="Courier New" w:hint="default"/>
+      </w:rPr>
+    </w:lvl>
+    <w:lvl w:ilvl="2" w:tplc="40090005" w:tentative="1">
+      <w:start w:val="1"/>
+      <w:numFmt w:val="bullet"/>
+      <w:lvlText w:val=""/>
+      <w:lvlJc w:val="left"/>
+      <w:pPr>
+        <w:ind w:left="2880" w:hanging="360"/>
+      </w:pPr>
+      <w:rPr>
+        <w:rFonts w:ascii="Wingdings" w:hAnsi="Wingdings" w:hint="default"/>
+      </w:rPr>
+    </w:lvl>
+    <w:lvl w:ilvl="3" w:tplc="40090001" w:tentative="1">
+      <w:start w:val="1"/>
+      <w:numFmt w:val="bullet"/>
+      <w:lvlText w:val=""/>
+      <w:lvlJc w:val="left"/>
+      <w:pPr>
+        <w:ind w:left="3600" w:hanging="360"/>
+      </w:pPr>
+      <w:rPr>
+        <w:rFonts w:ascii="Symbol" w:hAnsi="Symbol" w:hint="default"/>
+      </w:rPr>
+    </w:lvl>
+    <w:lvl w:ilvl="4" w:tplc="40090003" w:tentative="1">
+      <w:start w:val="1"/>
+      <w:numFmt w:val="bullet"/>
+      <w:lvlText w:val="o"/>
+      <w:lvlJc w:val="left"/>
+      <w:pPr>
+        <w:ind w:left="4320" w:hanging="360"/>
+      </w:pPr>
+      <w:rPr>
+        <w:rFonts w:ascii="Courier New" w:hAnsi="Courier New" w:cs="Courier New" w:hint="default"/>
+      </w:rPr>
+    </w:lvl>
+    <w:lvl w:ilvl="5" w:tplc="40090005" w:tentative="1">
+      <w:start w:val="1"/>
+      <w:numFmt w:val="bullet"/>
+      <w:lvlText w:val=""/>
+      <w:lvlJc w:val="left"/>
+      <w:pPr>
+        <w:ind w:left="5040" w:hanging="360"/>
+      </w:pPr>
+      <w:rPr>
+        <w:rFonts w:ascii="Wingdings" w:hAnsi="Wingdings" w:hint="default"/>
+      </w:rPr>
+    </w:lvl>
+    <w:lvl w:ilvl="6" w:tplc="40090001" w:tentative="1">
+      <w:start w:val="1"/>
+      <w:numFmt w:val="bullet"/>
+      <w:lvlText w:val=""/>
+      <w:lvlJc w:val="left"/>
+      <w:pPr>
+        <w:ind w:left="5760" w:hanging="360"/>
+      </w:pPr>
+      <w:rPr>
+        <w:rFonts w:ascii="Symbol" w:hAnsi="Symbol" w:hint="default"/>
+      </w:rPr>
+    </w:lvl>
+    <w:lvl w:ilvl="7" w:tplc="40090003" w:tentative="1">
+      <w:start w:val="1"/>
+      <w:numFmt w:val="bullet"/>
+      <w:lvlText w:val="o"/>
+      <w:lvlJc w:val="left"/>
+      <w:pPr>
+        <w:ind w:left="6480" w:hanging="360"/>
+      </w:pPr>
+      <w:rPr>
+        <w:rFonts w:ascii="Courier New" w:hAnsi="Courier New" w:cs="Courier New" w:hint="default"/>
+      </w:rPr>
+    </w:lvl>
+    <w:lvl w:ilvl="8" w:tplc="40090005" w:tentative="1">
+      <w:start w:val="1"/>
+      <w:numFmt w:val="bullet"/>
+      <w:lvlText w:val=""/>
+      <w:lvlJc w:val="left"/>
+      <w:pPr>
+        <w:ind w:left="7200" w:hanging="360"/>
+      </w:pPr>
+      <w:rPr>
+        <w:rFonts w:ascii="Wingdings" w:hAnsi="Wingdings" w:hint="default"/>
+      </w:rPr>
+    </w:lvl>
+  </w:abstractNum>
+  <w:abstractNum w:abstractNumId="2" w15:restartNumberingAfterBreak="0">
+    <w:nsid w:val="550605B5"/>
+    <w:multiLevelType w:val="hybridMultilevel"/>
+    <w:tmpl w:val="5740C3C4"/>
+    <w:lvl w:ilvl="0" w:tplc="4009000B">
+      <w:start w:val="1"/>
+      <w:numFmt w:val="bullet"/>
+      <w:lvlText w:val=""/>
+      <w:lvlJc w:val="left"/>
+      <w:pPr>
+        <w:ind w:left="2160" w:hanging="360"/>
+      </w:pPr>
+      <w:rPr>
+        <w:rFonts w:ascii="Wingdings" w:hAnsi="Wingdings" w:hint="default"/>
+      </w:rPr>
+    </w:lvl>
+    <w:lvl w:ilvl="1" w:tplc="40090003" w:tentative="1">
+      <w:start w:val="1"/>
+      <w:numFmt w:val="bullet"/>
+      <w:lvlText w:val="o"/>
+      <w:lvlJc w:val="left"/>
+      <w:pPr>
+        <w:ind w:left="2880" w:hanging="360"/>
+      </w:pPr>
+      <w:rPr>
+        <w:rFonts w:ascii="Courier New" w:hAnsi="Courier New" w:cs="Courier New" w:hint="default"/>
+      </w:rPr>
+    </w:lvl>
+    <w:lvl w:ilvl="2" w:tplc="40090005" w:tentative="1">
+      <w:start w:val="1"/>
+      <w:numFmt w:val="bullet"/>
+      <w:lvlText w:val=""/>
+      <w:lvlJc w:val="left"/>
+      <w:pPr>
+        <w:ind w:left="3600" w:hanging="360"/>
+      </w:pPr>
+      <w:rPr>
+        <w:rFonts w:ascii="Wingdings" w:hAnsi="Wingdings" w:hint="default"/>
+      </w:rPr>
+    </w:lvl>
+    <w:lvl w:ilvl="3" w:tplc="40090001" w:tentative="1">
+      <w:start w:val="1"/>
+      <w:numFmt w:val="bullet"/>
+      <w:lvlText w:val=""/>
+      <w:lvlJc w:val="left"/>
+      <w:pPr>
+        <w:ind w:left="4320" w:hanging="360"/>
+      </w:pPr>
+      <w:rPr>
+        <w:rFonts w:ascii="Symbol" w:hAnsi="Symbol" w:hint="default"/>
+      </w:rPr>
+    </w:lvl>
+    <w:lvl w:ilvl="4" w:tplc="40090003" w:tentative="1">
+      <w:start w:val="1"/>
+      <w:numFmt w:val="bullet"/>
+      <w:lvlText w:val="o"/>
+      <w:lvlJc w:val="left"/>
+      <w:pPr>
+        <w:ind w:left="5040" w:hanging="360"/>
+      </w:pPr>
+      <w:rPr>
+        <w:rFonts w:ascii="Courier New" w:hAnsi="Courier New" w:cs="Courier New" w:hint="default"/>
+      </w:rPr>
+    </w:lvl>
+    <w:lvl w:ilvl="5" w:tplc="40090005" w:tentative="1">
+      <w:start w:val="1"/>
+      <w:numFmt w:val="bullet"/>
+      <w:lvlText w:val=""/>
+      <w:lvlJc w:val="left"/>
+      <w:pPr>
+        <w:ind w:left="5760" w:hanging="360"/>
+      </w:pPr>
+      <w:rPr>
+        <w:rFonts w:ascii="Wingdings" w:hAnsi="Wingdings" w:hint="default"/>
+      </w:rPr>
+    </w:lvl>
+    <w:lvl w:ilvl="6" w:tplc="40090001" w:tentative="1">
+      <w:start w:val="1"/>
+      <w:numFmt w:val="bullet"/>
+      <w:lvlText w:val=""/>
+      <w:lvlJc w:val="left"/>
+      <w:pPr>
+        <w:ind w:left="6480" w:hanging="360"/>
+      </w:pPr>
+      <w:rPr>
+        <w:rFonts w:ascii="Symbol" w:hAnsi="Symbol" w:hint="default"/>
+      </w:rPr>
+    </w:lvl>
+    <w:lvl w:ilvl="7" w:tplc="40090003" w:tentative="1">
+      <w:start w:val="1"/>
+      <w:numFmt w:val="bullet"/>
+      <w:lvlText w:val="o"/>
+      <w:lvlJc w:val="left"/>
+      <w:pPr>
+        <w:ind w:left="7200" w:hanging="360"/>
+      </w:pPr>
+      <w:rPr>
+        <w:rFonts w:ascii="Courier New" w:hAnsi="Courier New" w:cs="Courier New" w:hint="default"/>
+      </w:rPr>
+    </w:lvl>
+    <w:lvl w:ilvl="8" w:tplc="40090005" w:tentative="1">
+      <w:start w:val="1"/>
+      <w:numFmt w:val="bullet"/>
+      <w:lvlText w:val=""/>
+      <w:lvlJc w:val="left"/>
+      <w:pPr>
+        <w:ind w:left="7920" w:hanging="360"/>
+      </w:pPr>
+      <w:rPr>
+        <w:rFonts w:ascii="Wingdings" w:hAnsi="Wingdings" w:hint="default"/>
+      </w:rPr>
+    </w:lvl>
+  </w:abstractNum>
+  <w:abstractNum w:abstractNumId="3" w15:restartNumberingAfterBreak="0">
+    <w:nsid w:val="6BF90587"/>
+    <w:multiLevelType w:val="hybridMultilevel"/>
+    <w:tmpl w:val="5B1821B4"/>
+    <w:lvl w:ilvl="0" w:tplc="40090001">
+      <w:start w:val="1"/>
+      <w:numFmt w:val="bullet"/>
+      <w:lvlText w:val=""/>
+      <w:lvlJc w:val="left"/>
+      <w:pPr>
+        <w:ind w:left="2160" w:hanging="360"/>
+      </w:pPr>
+      <w:rPr>
+        <w:rFonts w:ascii="Symbol" w:hAnsi="Symbol" w:hint="default"/>
+      </w:rPr>
+    </w:lvl>
+    <w:lvl w:ilvl="1" w:tplc="40090003" w:tentative="1">
+      <w:start w:val="1"/>
+      <w:numFmt w:val="bullet"/>
+      <w:lvlText w:val="o"/>
+      <w:lvlJc w:val="left"/>
+      <w:pPr>
+        <w:ind w:left="2880" w:hanging="360"/>
+      </w:pPr>
+      <w:rPr>
+        <w:rFonts w:ascii="Courier New" w:hAnsi="Courier New" w:cs="Courier New" w:hint="default"/>
+      </w:rPr>
+    </w:lvl>
+    <w:lvl w:ilvl="2" w:tplc="40090005" w:tentative="1">
+      <w:start w:val="1"/>
+      <w:numFmt w:val="bullet"/>
+      <w:lvlText w:val=""/>
+      <w:lvlJc w:val="left"/>
+      <w:pPr>
+        <w:ind w:left="3600" w:hanging="360"/>
+      </w:pPr>
+      <w:rPr>
+        <w:rFonts w:ascii="Wingdings" w:hAnsi="Wingdings" w:hint="default"/>
+      </w:rPr>
+    </w:lvl>
+    <w:lvl w:ilvl="3" w:tplc="40090001" w:tentative="1">
+      <w:start w:val="1"/>
+      <w:numFmt w:val="bullet"/>
+      <w:lvlText w:val=""/>
+      <w:lvlJc w:val="left"/>
+      <w:pPr>
+        <w:ind w:left="4320" w:hanging="360"/>
+      </w:pPr>
+      <w:rPr>
+        <w:rFonts w:ascii="Symbol" w:hAnsi="Symbol" w:hint="default"/>
+      </w:rPr>
+    </w:lvl>
+    <w:lvl w:ilvl="4" w:tplc="40090003" w:tentative="1">
+      <w:start w:val="1"/>
+      <w:numFmt w:val="bullet"/>
+      <w:lvlText w:val="o"/>
+      <w:lvlJc w:val="left"/>
+      <w:pPr>
+        <w:ind w:left="5040" w:hanging="360"/>
+      </w:pPr>
+      <w:rPr>
+        <w:rFonts w:ascii="Courier New" w:hAnsi="Courier New" w:cs="Courier New" w:hint="default"/>
+      </w:rPr>
+    </w:lvl>
+    <w:lvl w:ilvl="5" w:tplc="40090005" w:tentative="1">
+      <w:start w:val="1"/>
+      <w:numFmt w:val="bullet"/>
+      <w:lvlText w:val=""/>
+      <w:lvlJc w:val="left"/>
+      <w:pPr>
+        <w:ind w:left="5760" w:hanging="360"/>
+      </w:pPr>
+      <w:rPr>
+        <w:rFonts w:ascii="Wingdings" w:hAnsi="Wingdings" w:hint="default"/>
+      </w:rPr>
+    </w:lvl>
+    <w:lvl w:ilvl="6" w:tplc="40090001" w:tentative="1">
+      <w:start w:val="1"/>
+      <w:numFmt w:val="bullet"/>
+      <w:lvlText w:val=""/>
+      <w:lvlJc w:val="left"/>
+      <w:pPr>
+        <w:ind w:left="6480" w:hanging="360"/>
+      </w:pPr>
+      <w:rPr>
+        <w:rFonts w:ascii="Symbol" w:hAnsi="Symbol" w:hint="default"/>
+      </w:rPr>
+    </w:lvl>
+    <w:lvl w:ilvl="7" w:tplc="40090003" w:tentative="1">
+      <w:start w:val="1"/>
+      <w:numFmt w:val="bullet"/>
+      <w:lvlText w:val="o"/>
+      <w:lvlJc w:val="left"/>
+      <w:pPr>
+        <w:ind w:left="7200" w:hanging="360"/>
+      </w:pPr>
+      <w:rPr>
+        <w:rFonts w:ascii="Courier New" w:hAnsi="Courier New" w:cs="Courier New" w:hint="default"/>
+      </w:rPr>
+    </w:lvl>
+    <w:lvl w:ilvl="8" w:tplc="40090005" w:tentative="1">
+      <w:start w:val="1"/>
+      <w:numFmt w:val="bullet"/>
+      <w:lvlText w:val=""/>
+      <w:lvlJc w:val="left"/>
+      <w:pPr>
+        <w:ind w:left="7920" w:hanging="360"/>
+      </w:pPr>
+      <w:rPr>
+        <w:rFonts w:ascii="Wingdings" w:hAnsi="Wingdings" w:hint="default"/>
+      </w:rPr>
+    </w:lvl>
+  </w:abstractNum>
+  <w:num w:numId="1" w16cid:durableId="2078089559">
+    <w:abstractNumId w:val="0"/>
+  </w:num>
+  <w:num w:numId="2" w16cid:durableId="1328247636">
+    <w:abstractNumId w:val="1"/>
+  </w:num>
+  <w:num w:numId="3" w16cid:durableId="1125543268">
+    <w:abstractNumId w:val="2"/>
+  </w:num>
+  <w:num w:numId="4" w16cid:durableId="1882787392">
+    <w:abstractNumId w:val="3"/>
+  </w:num>
+</w:numbering>
 </file>
 
 <file path=word/styles.xml><?xml version="1.0" encoding="utf-8"?>
@@ -616,7 +1866,6 @@
   <w:style w:type="character" w:default="1" w:styleId="DefaultParagraphFont">
     <w:name w:val="Default Paragraph Font"/>
     <w:uiPriority w:val="1"/>
-    <w:semiHidden/>
     <w:unhideWhenUsed/>
   </w:style>
   <w:style w:type="table" w:default="1" w:styleId="TableNormal">
